--- a/cases/Раева Ирина/defense/perenos_sud Раева Ирина.docx
+++ b/cases/Раева Ирина/defense/perenos_sud Раева Ирина.docx
@@ -304,7 +304,91 @@
           <w:rFonts w:ascii="Times New Roman" w:hAnsi="Times New Roman"/>
           <w:sz w:val="24"/>
         </w:rPr>
-        <w:t>ПРОВЕРКА</w:t>
+        <w:t>В производстве мирового судьи находится дело об административном правонарушении, предусмотренном ч. 2 ст. 12.27 КоАП РФ, в отношении Раевой Ирины Александровны, в связи с дорожно-транспортным происшествием, имевшим место 27 ноября 2025 года по адресу: г. Москва, ул. Шухова, д. 14.</w:t>
+      </w:r>
+    </w:p>
+    <w:p>
+      <w:pPr>
+        <w:spacing w:before="0" w:after="0" w:line="360" w:lineRule="auto"/>
+        <w:ind w:left="454" w:firstLine="709" w:right="0"/>
+        <w:jc w:val="both"/>
+      </w:pPr>
+      <w:r>
+        <w:rPr>
+          <w:rFonts w:ascii="Times New Roman" w:hAnsi="Times New Roman"/>
+          <w:sz w:val="24"/>
+        </w:rPr>
+        <w:t>В ходе рассмотрения дела установлено следующее. В указанный день Раева Ирина Александровна, управляя автомобилем Mercedes-Benz, двигалась в потоке транспортных средств с низкой скоростью (10–15 км/ч) и подъезжала к перекрестку. Освещенность дорожного участка была достаточной, погодные условия благоприятными. В процессе движения водитель автомобиля Lexus, находившегося впереди, остановился и вышел из транспортного средства, после чего также остановилась Раева И.А. и вышла из своего автомобиля. Между водителями состоялся мирный диалог, в ходе которого водитель Lexus сообщил, что якобы имело место столкновение. Однако в результате совместного осмотра транспортных средств каких-либо следов контакта, деформаций, повреждений или иных признаков ДТП обнаружено не было.</w:t>
+      </w:r>
+    </w:p>
+    <w:p>
+      <w:pPr>
+        <w:spacing w:before="0" w:after="0" w:line="360" w:lineRule="auto"/>
+        <w:ind w:left="454" w:firstLine="709" w:right="0"/>
+        <w:jc w:val="both"/>
+      </w:pPr>
+      <w:r>
+        <w:rPr>
+          <w:rFonts w:ascii="Times New Roman" w:hAnsi="Times New Roman"/>
+          <w:sz w:val="24"/>
+        </w:rPr>
+        <w:t>После обсуждения стороны пришли к взаимному согласию, что претензий друг к другу не имеют, и, не усматривая оснований для вызова сотрудников ГИБДД, разъехались. Раева И.А. покинула место происшествия, не осознавая, что имело место дорожно-транспортное происшествие, поскольку объективных признаков столкновения не было, а также не было обнаружено каких-либо повреждений на транспортных средствах.</w:t>
+      </w:r>
+    </w:p>
+    <w:p>
+      <w:pPr>
+        <w:spacing w:before="0" w:after="0" w:line="360" w:lineRule="auto"/>
+        <w:ind w:left="454" w:firstLine="709" w:right="0"/>
+        <w:jc w:val="both"/>
+      </w:pPr>
+      <w:r>
+        <w:rPr>
+          <w:rFonts w:ascii="Times New Roman" w:hAnsi="Times New Roman"/>
+          <w:sz w:val="24"/>
+        </w:rPr>
+        <w:t>Лишь спустя два дня, 29 ноября 2025 года, Раева И.А. была уведомлена инспектором ГИБДД о необходимости явки в подразделение полиции в связи с проведением административного расследования. До этого момента у Раевой И.А. отсутствовали основания полагать, что она могла быть участником ДТП и тем более совершить административное правонарушение, предусмотренное ч. 2 ст. 12.27 КоАП РФ.</w:t>
+      </w:r>
+    </w:p>
+    <w:p>
+      <w:pPr>
+        <w:spacing w:before="0" w:after="0" w:line="360" w:lineRule="auto"/>
+        <w:ind w:left="454" w:firstLine="709" w:right="0"/>
+        <w:jc w:val="both"/>
+      </w:pPr>
+      <w:r>
+        <w:rPr>
+          <w:rFonts w:ascii="Times New Roman" w:hAnsi="Times New Roman"/>
+          <w:sz w:val="24"/>
+        </w:rPr>
+        <w:t>В соответствии с правовой позицией Конституционного Суда РФ и сложившейся судебной практикой, оставление места ДТП образует состав административного правонарушения лишь в случае, если водитель достоверно осознавал факт совершения ДТП и покинул место происшествия вопреки установленной законом обязанности. В настоящем случае Раева И.А. не имела реальной возможности осознать факт ДТП, поскольку отсутствовали какие-либо объективные признаки происшествия, не было повреждений, толчков, ударов, а также отсутствовали претензии со стороны второго участника.</w:t>
+      </w:r>
+    </w:p>
+    <w:p>
+      <w:pPr>
+        <w:spacing w:before="0" w:after="0" w:line="360" w:lineRule="auto"/>
+        <w:ind w:left="454" w:firstLine="709" w:right="0"/>
+        <w:jc w:val="both"/>
+      </w:pPr>
+      <w:r>
+        <w:rPr>
+          <w:rFonts w:ascii="Times New Roman" w:hAnsi="Times New Roman"/>
+          <w:sz w:val="24"/>
+        </w:rPr>
+        <w:t>Таким образом, в действиях Раевой И.А. отсутствует субъективная сторона правонарушения, выраженная в форме умысла или неосторожности, необходимая для квалификации по ч. 2 ст. 12.27 КоАП РФ. Покидание места происшествия было обусловлено добросовестным заблуждением относительно отсутствия события ДТП, что подтверждается как обстоятельствами дела, так и объяснениями Раевой И.А.</w:t>
+      </w:r>
+    </w:p>
+    <w:p>
+      <w:pPr>
+        <w:spacing w:before="0" w:after="0" w:line="360" w:lineRule="auto"/>
+        <w:ind w:left="454" w:firstLine="709" w:right="0"/>
+        <w:jc w:val="both"/>
+      </w:pPr>
+      <w:r>
+        <w:rPr>
+          <w:rFonts w:ascii="Times New Roman" w:hAnsi="Times New Roman"/>
+          <w:sz w:val="24"/>
+        </w:rPr>
+        <w:t>На основании изложенного, полагаю, что в действиях Раевой Ирины Александровны отсутствует состав административного правонарушения, предусмотренного ч. 2 ст. 12.27 КоАП РФ, в связи с отсутствием субъективной стороны и объективных признаков оставления места ДТП. Прошу учесть изложенные доводы при рассмотрении дела и прекратить производство по делу в отношении Раевой Ирины Александровны за отсутствием события административного правонарушения.</w:t>
       </w:r>
     </w:p>
     <w:p>
